--- a/QED Course/Lesson 12 Momentum and Position.docx
+++ b/QED Course/Lesson 12 Momentum and Position.docx
@@ -58,7 +58,7 @@
     </w:p>
     <w:p>
       <w:pPr>
-        <w:pStyle w:val="Heading1"/>
+        <w:pStyle w:val="Heading2"/>
       </w:pPr>
       <w:r>
         <w:t>How to use this lesson</w:t>
@@ -71,12 +71,12 @@
     </w:p>
     <w:p>
       <w:r>
-        <w:t>This is a shorter lesson than most, because its content is largely a direct transcription of Lesson 2's Fourier analysis into the bra-ket language of Lessons 9 and 10. What is new is the physical interpretation and a handful of results, the momentum-space Schrodinger equation and the free-particle propagator among them, that are used repeatedly later. Expect five to seven focused hours.</w:t>
+        <w:t>This is a shorter lesson than most, because its content is largely a direct transcription of Lesson 2's Fourier analysis into the bra-ket language of Lessons 9 and 10. What is new is the physical interpretation and a handful of results, the momentum-space Schrödinger equation and the free-particle propagator among them, that are used repeatedly later. Expect five to seven focused hours.</w:t>
       </w:r>
     </w:p>
     <w:p>
       <w:pPr>
-        <w:pStyle w:val="Heading2"/>
+        <w:pStyle w:val="Heading3"/>
       </w:pPr>
       <w:r>
         <w:t>Learning objectives</w:t>
@@ -103,7 +103,7 @@
         <w:pStyle w:val="ListBullet"/>
       </w:pPr>
       <w:r>
-        <w:t>Write the free Schrodinger equation in momentum space and solve it.</w:t>
+        <w:t>Write the free Schrödinger equation in momentum space and solve it.</w:t>
       </w:r>
     </w:p>
     <w:p>
@@ -148,7 +148,7 @@
     </w:p>
     <w:p>
       <w:pPr>
-        <w:pStyle w:val="Heading2"/>
+        <w:pStyle w:val="Heading3"/>
       </w:pPr>
       <w:r>
         <w:t>Notation and conventions</w:t>
@@ -474,7 +474,7 @@
     </w:tbl>
     <w:p>
       <w:pPr>
-        <w:pStyle w:val="Heading1"/>
+        <w:pStyle w:val="Heading2"/>
       </w:pPr>
       <w:r>
         <w:t>1 The momentum-space wave function</w:t>
@@ -482,7 +482,7 @@
     </w:p>
     <w:p>
       <w:pPr>
-        <w:pStyle w:val="Heading2"/>
+        <w:pStyle w:val="Heading3"/>
       </w:pPr>
       <w:r>
         <w:t>1.1 Definition</w:t>
@@ -647,7 +647,7 @@
     </w:p>
     <w:p>
       <w:pPr>
-        <w:pStyle w:val="Heading2"/>
+        <w:pStyle w:val="Heading3"/>
       </w:pPr>
       <w:r>
         <w:t>1.2 The Born rule in momentum space</w:t>
@@ -731,10 +731,11 @@
       </w:r>
     </w:p>
     <w:p>
-      <w:pPr>
-        <w:pStyle w:val="Heading3"/>
-      </w:pPr>
       <w:r>
+        <w:rPr>
+          <w:b/>
+          <w:i/>
+        </w:rPr>
         <w:t>Worked example 1</w:t>
       </w:r>
     </w:p>
@@ -866,7 +867,7 @@
     </w:p>
     <w:p>
       <w:pPr>
-        <w:pStyle w:val="Heading1"/>
+        <w:pStyle w:val="Heading2"/>
       </w:pPr>
       <w:r>
         <w:t>2 Expectation values in momentum space</w:t>
@@ -874,7 +875,7 @@
     </w:p>
     <w:p>
       <w:pPr>
-        <w:pStyle w:val="Heading2"/>
+        <w:pStyle w:val="Heading3"/>
       </w:pPr>
       <w:r>
         <w:t>2.1 Momentum operator as multiplication</w:t>
@@ -1042,7 +1043,7 @@
     </w:p>
     <w:p>
       <w:pPr>
-        <w:pStyle w:val="Heading2"/>
+        <w:pStyle w:val="Heading3"/>
       </w:pPr>
       <w:r>
         <w:t>2.2 Position operator in momentum space</w:t>
@@ -1112,10 +1113,11 @@
       </w:r>
     </w:p>
     <w:p>
-      <w:pPr>
-        <w:pStyle w:val="Heading3"/>
-      </w:pPr>
       <w:r>
+        <w:rPr>
+          <w:b/>
+          <w:i/>
+        </w:rPr>
         <w:t>Worked example 2</w:t>
       </w:r>
     </w:p>
@@ -1126,15 +1128,15 @@
     </w:p>
     <w:p>
       <w:pPr>
-        <w:pStyle w:val="Heading1"/>
+        <w:pStyle w:val="Heading2"/>
       </w:pPr>
       <w:r>
-        <w:t>3 The free Schrodinger equation in momentum space</w:t>
+        <w:t>3 The free Schrödinger equation in momentum space</w:t>
       </w:r>
     </w:p>
     <w:p>
       <w:pPr>
-        <w:pStyle w:val="Heading2"/>
+        <w:pStyle w:val="Heading3"/>
       </w:pPr>
       <w:r>
         <w:t>3.1 Transforming the equation</w:t>
@@ -1310,12 +1312,12 @@
     </w:p>
     <w:p>
       <w:r>
-        <w:t>The free Schrodinger equation, a partial differential equation in position space, becomes a decoupled family of ordinary differential equations in momentum space, one for each momentum, each evolving with a pure phase. This is the deepest reason the momentum representation is convenient for free (and, after Lesson 45, for asymptotic) particles: the dynamics is diagonal.</w:t>
+        <w:t>The free Schrödinger equation, a partial differential equation in position space, becomes a decoupled family of ordinary differential equations in momentum space, one for each momentum, each evolving with a pure phase. This is the deepest reason the momentum representation is convenient for free (and, after Lesson 45, for asymptotic) particles: the dynamics is diagonal.</w:t>
       </w:r>
     </w:p>
     <w:p>
       <w:pPr>
-        <w:pStyle w:val="Heading2"/>
+        <w:pStyle w:val="Heading3"/>
       </w:pPr>
       <w:r>
         <w:t>3.2 Reconstructing the position-space packet</w:t>
@@ -1459,10 +1461,11 @@
       </w:r>
     </w:p>
     <w:p>
-      <w:pPr>
-        <w:pStyle w:val="Heading3"/>
-      </w:pPr>
       <w:r>
+        <w:rPr>
+          <w:b/>
+          <w:i/>
+        </w:rPr>
         <w:t>Worked example 3</w:t>
       </w:r>
     </w:p>
@@ -1473,7 +1476,7 @@
     </w:p>
     <w:p>
       <w:pPr>
-        <w:pStyle w:val="Heading1"/>
+        <w:pStyle w:val="Heading2"/>
       </w:pPr>
       <w:r>
         <w:t>4 The uncertainty relation from the Fourier transform</w:t>
@@ -1481,7 +1484,7 @@
     </w:p>
     <w:p>
       <w:pPr>
-        <w:pStyle w:val="Heading2"/>
+        <w:pStyle w:val="Heading3"/>
       </w:pPr>
       <w:r>
         <w:t>4.1 A general property of the transform</w:t>
@@ -1533,7 +1536,7 @@
     </w:p>
     <w:p>
       <w:pPr>
-        <w:pStyle w:val="Heading2"/>
+        <w:pStyle w:val="Heading3"/>
       </w:pPr>
       <w:r>
         <w:t>4.2 The minimum-uncertainty packet is Gaussian</w:t>
@@ -1545,10 +1548,11 @@
       </w:r>
     </w:p>
     <w:p>
-      <w:pPr>
-        <w:pStyle w:val="Heading3"/>
-      </w:pPr>
       <w:r>
+        <w:rPr>
+          <w:b/>
+          <w:i/>
+        </w:rPr>
         <w:t>Worked example 4</w:t>
       </w:r>
     </w:p>
@@ -1559,7 +1563,7 @@
     </w:p>
     <w:p>
       <w:pPr>
-        <w:pStyle w:val="Heading1"/>
+        <w:pStyle w:val="Heading2"/>
       </w:pPr>
       <w:r>
         <w:t>5 The free-particle propagator</w:t>
@@ -1567,7 +1571,7 @@
     </w:p>
     <w:p>
       <w:pPr>
-        <w:pStyle w:val="Heading2"/>
+        <w:pStyle w:val="Heading3"/>
       </w:pPr>
       <w:r>
         <w:t>5.1 Definition</w:t>
@@ -1792,7 +1796,7 @@
     </w:p>
     <w:p>
       <w:pPr>
-        <w:pStyle w:val="Heading2"/>
+        <w:pStyle w:val="Heading3"/>
       </w:pPr>
       <w:r>
         <w:t>5.2 Interpretation</w:t>
@@ -1808,13 +1812,12 @@
         <w:tblLook w:firstColumn="1" w:firstRow="1" w:lastColumn="0" w:lastRow="0" w:noHBand="0" w:noVBand="1" w:val="04A0"/>
       </w:tblPr>
       <w:tblGrid>
-        <w:gridCol w:w="4896"/>
-        <w:gridCol w:w="4896"/>
+        <w:gridCol w:w="9792"/>
       </w:tblGrid>
       <w:tr>
         <w:tc>
           <w:tcPr>
-            <w:tcW w:type="dxa" w:w="4896"/>
+            <w:tcW w:type="dxa" w:w="9792"/>
             <w:shd w:fill="1F4E78"/>
             <w:vAlign w:val="center"/>
             <w:tcMar>
@@ -1830,50 +1833,29 @@
                 <w:b/>
                 <w:color w:val="FFFFFF"/>
               </w:rPr>
-              <w:t>K(x,t;x′,0)</w:t>
-            </w:r>
-          </w:p>
-        </w:tc>
-        <w:tc>
-          <w:tcPr>
-            <w:tcW w:type="dxa" w:w="4896"/>
-            <w:shd w:fill="1F4E78"/>
-            <w:vAlign w:val="center"/>
-            <w:tcMar>
-              <w:top w:w="100" w:type="dxa"/>
-              <w:start w:w="100" w:type="dxa"/>
-              <w:bottom w:w="100" w:type="dxa"/>
-              <w:end w:w="100" w:type="dxa"/>
-            </w:tcMar>
-          </w:tcPr>
-          <w:p>
-            <w:r>
-              <w:rPr>
-                <w:b/>
-                <w:color w:val="FFFFFF"/>
-              </w:rPr>
-              <w:t>² is independent of x−x′, reflecting that a truly free particle, once its position is perfectly known at t=0 (a delta function, not normalizable, but a useful idealization), has completely undetermined position at any later time, an extreme instance of the spreading of Section 3.2 and of the uncertainty relation of Section 4: perfect initial localization means infinite momentum spread, by Section 4.1, and infinite momentum spread means the particle could be found anywhere at the very next instant.</w:t>
+              <w:t>K(x,t;x′,0)|² is independent of x−x′, reflecting that a truly free particle, once its position is perfectly known at t=0 (a delta function, not normalizable, but a useful idealization), has completely undetermined position at any later time, an extreme instance of the spreading of Section 3.2 and of the uncertainty relation of Section 4: perfect initial localization means infinite momentum spread, by Section 4.1, and infinite momentum spread means the particle could be found anywhere at the very next instant.</w:t>
             </w:r>
           </w:p>
         </w:tc>
       </w:tr>
     </w:tbl>
     <w:p>
-      <w:pPr>
-        <w:pStyle w:val="Heading3"/>
-      </w:pPr>
       <w:r>
+        <w:rPr>
+          <w:b/>
+          <w:i/>
+        </w:rPr>
         <w:t>Worked example 5</w:t>
       </w:r>
     </w:p>
     <w:p>
       <w:r>
-        <w:t>Verify K solves the free Schrodinger equation in the variable (x,t) for fixed (x′,0), away from t=0. Direct differentiation of K = √(m/2πiℏt) e^(im(x−x′)²/2ℏt) gives ∂ₜK and ∂ₓ²K; substituting into iℏ∂ₜK = −(ℏ²/2m)∂ₓ²K and canceling the common exponential factor reduces the check to an identity among the prefactor's t-dependence and the exponent's x and t dependence, confirmed by the same algebra used to verify a Gaussian solves the diffusion-type equation of Lesson 2, Section 7.4, continued to imaginary diffusion constant.</w:t>
+        <w:t>Verify K solves the free Schrödinger equation in the variable (x,t) for fixed (x′,0), away from t=0. Direct differentiation of K = √(m/2πiℏt) e^(im(x−x′)²/2ℏt) gives ∂ₜK and ∂ₓ²K; substituting into iℏ∂ₜK = −(ℏ²/2m)∂ₓ²K and canceling the common exponential factor reduces the check to an identity among the prefactor's t-dependence and the exponent's x and t dependence, confirmed by the same algebra used to verify a Gaussian solves the diffusion-type equation of Lesson 2, Section 7.4, continued to imaginary diffusion constant.</w:t>
       </w:r>
     </w:p>
     <w:p>
       <w:pPr>
-        <w:pStyle w:val="Heading1"/>
+        <w:pStyle w:val="Heading2"/>
       </w:pPr>
       <w:r>
         <w:t>6 The harmonic oscillator in momentum space</w:t>
@@ -1881,7 +1863,7 @@
     </w:p>
     <w:p>
       <w:pPr>
-        <w:pStyle w:val="Heading2"/>
+        <w:pStyle w:val="Heading3"/>
       </w:pPr>
       <w:r>
         <w:t>6.1 Ground-state wave function</w:t>
@@ -1894,7 +1876,7 @@
     </w:p>
     <w:p>
       <w:pPr>
-        <w:pStyle w:val="Heading2"/>
+        <w:pStyle w:val="Heading3"/>
       </w:pPr>
       <w:r>
         <w:t>6.2 Fourier transform of the ground state</w:t>
@@ -2027,10 +2009,11 @@
       </w:r>
     </w:p>
     <w:p>
-      <w:pPr>
-        <w:pStyle w:val="Heading3"/>
-      </w:pPr>
       <w:r>
+        <w:rPr>
+          <w:b/>
+          <w:i/>
+        </w:rPr>
         <w:t>Worked example 6</w:t>
       </w:r>
     </w:p>
@@ -2041,7 +2024,7 @@
     </w:p>
     <w:p>
       <w:pPr>
-        <w:pStyle w:val="Heading1"/>
+        <w:pStyle w:val="Heading2"/>
       </w:pPr>
       <w:r>
         <w:t>7 Position and momentum as two bases</w:t>
@@ -2049,7 +2032,7 @@
     </w:p>
     <w:p>
       <w:pPr>
-        <w:pStyle w:val="Heading2"/>
+        <w:pStyle w:val="Heading3"/>
       </w:pPr>
       <w:r>
         <w:t>7.1 The abstract picture</w:t>
@@ -2062,7 +2045,7 @@
     </w:p>
     <w:p>
       <w:pPr>
-        <w:pStyle w:val="Heading2"/>
+        <w:pStyle w:val="Heading3"/>
       </w:pPr>
       <w:r>
         <w:t>7.2 Why this matters going forward</w:t>
@@ -2074,10 +2057,11 @@
       </w:r>
     </w:p>
     <w:p>
-      <w:pPr>
-        <w:pStyle w:val="Heading3"/>
-      </w:pPr>
       <w:r>
+        <w:rPr>
+          <w:b/>
+          <w:i/>
+        </w:rPr>
         <w:t>Worked example 7</w:t>
       </w:r>
     </w:p>
@@ -2088,7 +2072,7 @@
     </w:p>
     <w:p>
       <w:pPr>
-        <w:pStyle w:val="Heading1"/>
+        <w:pStyle w:val="Heading2"/>
       </w:pPr>
       <w:r>
         <w:t>8 Connections to QED</w:t>
@@ -2241,7 +2225,7 @@
           </w:tcPr>
           <w:p>
             <w:r>
-              <w:t>Free Schrodinger equation diagonal in p</w:t>
+              <w:t>Free Schrödinger equation diagonal in p</w:t>
             </w:r>
           </w:p>
         </w:tc>
@@ -2370,7 +2354,7 @@
           </w:tcPr>
           <w:p>
             <w:r>
-              <w:t>Vacuum wave functional of a free quantum field, in the functional Schrodinger picture</w:t>
+              <w:t>Vacuum wave functional of a free quantum field, in the functional Schrödinger picture</w:t>
             </w:r>
           </w:p>
         </w:tc>
@@ -2414,12 +2398,12 @@
     </w:tbl>
     <w:p>
       <w:r>
-        <w:t>The free-particle propagator of Section 5 deserves special notice. Its structure, a momentum-space integral of a phase times a simple denominator-free numerator, evolved into the momentum-space Feynman propagator once the relativistic, second-order Klein Gordon equation is quantized (Lesson 45), where the numerator survives but a denominator p²−m² appears in place of this lesson's simple exponential decay in time. Recognizing the family resemblance between the two propagators, nonrelativistic here and relativistic there, is one of the more satisfying continuities of the course.</w:t>
+        <w:t>The free-particle propagator of Section 5 deserves special notice. Its structure, a momentum-space integral of a phase times a simple denominator-free numerator, evolved into the momentum-space Feynman propagator once the relativistic, second-order Klein–Gordon equation is quantized (Lesson 45), where the numerator survives but a denominator p²−m² appears in place of this lesson's simple exponential decay in time. Recognizing the family resemblance between the two propagators, nonrelativistic here and relativistic there, is one of the more satisfying continuities of the course.</w:t>
       </w:r>
     </w:p>
     <w:p>
       <w:pPr>
-        <w:pStyle w:val="Heading1"/>
+        <w:pStyle w:val="Heading2"/>
       </w:pPr>
       <w:r>
         <w:t>9 Summary</w:t>
@@ -2470,7 +2454,7 @@
         </w:numPr>
       </w:pPr>
       <w:r>
-        <w:t>The free Schrodinger equation becomes a decoupled family of first-order equations in momentum space, each evolving by a pure phase.</w:t>
+        <w:t>The free Schrödinger equation becomes a decoupled family of first-order equations in momentum space, each evolving by a pure phase.</w:t>
       </w:r>
     </w:p>
     <w:p>
@@ -2523,7 +2507,7 @@
     </w:p>
     <w:p>
       <w:pPr>
-        <w:pStyle w:val="Heading1"/>
+        <w:pStyle w:val="Heading2"/>
       </w:pPr>
       <w:r>
         <w:t>Exercises</w:t>
@@ -2539,14 +2523,13 @@
         <w:tblLook w:firstColumn="1" w:firstRow="1" w:lastColumn="0" w:lastRow="0" w:noHBand="0" w:noVBand="1" w:val="04A0"/>
       </w:tblPr>
       <w:tblGrid>
-        <w:gridCol w:w="3264"/>
-        <w:gridCol w:w="3264"/>
-        <w:gridCol w:w="3264"/>
+        <w:gridCol w:w="720"/>
+        <w:gridCol w:w="9072"/>
       </w:tblGrid>
       <w:tr>
         <w:tc>
           <w:tcPr>
-            <w:tcW w:type="dxa" w:w="3264"/>
+            <w:tcW w:type="dxa" w:w="720"/>
             <w:shd w:fill="1F4E78"/>
             <w:vAlign w:val="center"/>
             <w:tcMar>
@@ -2568,7 +2551,7 @@
         </w:tc>
         <w:tc>
           <w:tcPr>
-            <w:tcW w:type="dxa" w:w="3264"/>
+            <w:tcW w:type="dxa" w:w="9072"/>
             <w:shd w:fill="1F4E78"/>
             <w:vAlign w:val="center"/>
             <w:tcMar>
@@ -2588,32 +2571,11 @@
             </w:r>
           </w:p>
         </w:tc>
-        <w:tc>
-          <w:tcPr>
-            <w:tcW w:type="dxa" w:w="3264"/>
-            <w:shd w:fill="1F4E78"/>
-            <w:vAlign w:val="center"/>
-            <w:tcMar>
-              <w:top w:w="100" w:type="dxa"/>
-              <w:start w:w="100" w:type="dxa"/>
-              <w:bottom w:w="100" w:type="dxa"/>
-              <w:end w:w="100" w:type="dxa"/>
-            </w:tcMar>
-          </w:tcPr>
-          <w:p>
-            <w:r>
-              <w:rPr>
-                <w:b/>
-                <w:color w:val="FFFFFF"/>
-              </w:rPr>
-            </w:r>
-          </w:p>
-        </w:tc>
       </w:tr>
       <w:tr>
         <w:tc>
           <w:tcPr>
-            <w:tcW w:type="dxa" w:w="3264"/>
+            <w:tcW w:type="dxa" w:w="720"/>
             <w:vAlign w:val="center"/>
             <w:tcMar>
               <w:top w:w="100" w:type="dxa"/>
@@ -2630,7 +2592,7 @@
         </w:tc>
         <w:tc>
           <w:tcPr>
-            <w:tcW w:type="dxa" w:w="3264"/>
+            <w:tcW w:type="dxa" w:w="9072"/>
             <w:vAlign w:val="center"/>
             <w:tcMar>
               <w:top w:w="100" w:type="dxa"/>
@@ -2645,24 +2607,11 @@
             </w:r>
           </w:p>
         </w:tc>
-        <w:tc>
-          <w:tcPr>
-            <w:tcW w:type="dxa" w:w="3264"/>
-            <w:vAlign w:val="center"/>
-            <w:tcMar>
-              <w:top w:w="100" w:type="dxa"/>
-              <w:start w:w="100" w:type="dxa"/>
-              <w:bottom w:w="100" w:type="dxa"/>
-              <w:end w:w="100" w:type="dxa"/>
-            </w:tcMar>
-          </w:tcPr>
-          <w:p/>
-        </w:tc>
       </w:tr>
       <w:tr>
         <w:tc>
           <w:tcPr>
-            <w:tcW w:type="dxa" w:w="3264"/>
+            <w:tcW w:type="dxa" w:w="720"/>
             <w:vAlign w:val="center"/>
             <w:shd w:fill="EAF2F8"/>
             <w:tcMar>
@@ -2680,7 +2629,7 @@
         </w:tc>
         <w:tc>
           <w:tcPr>
-            <w:tcW w:type="dxa" w:w="3264"/>
+            <w:tcW w:type="dxa" w:w="9072"/>
             <w:vAlign w:val="center"/>
             <w:shd w:fill="EAF2F8"/>
             <w:tcMar>
@@ -2696,25 +2645,11 @@
             </w:r>
           </w:p>
         </w:tc>
-        <w:tc>
-          <w:tcPr>
-            <w:tcW w:type="dxa" w:w="3264"/>
-            <w:vAlign w:val="center"/>
-            <w:shd w:fill="EAF2F8"/>
-            <w:tcMar>
-              <w:top w:w="100" w:type="dxa"/>
-              <w:start w:w="100" w:type="dxa"/>
-              <w:bottom w:w="100" w:type="dxa"/>
-              <w:end w:w="100" w:type="dxa"/>
-            </w:tcMar>
-          </w:tcPr>
-          <w:p/>
-        </w:tc>
       </w:tr>
       <w:tr>
         <w:tc>
           <w:tcPr>
-            <w:tcW w:type="dxa" w:w="3264"/>
+            <w:tcW w:type="dxa" w:w="720"/>
             <w:vAlign w:val="center"/>
             <w:tcMar>
               <w:top w:w="100" w:type="dxa"/>
@@ -2731,7 +2666,7 @@
         </w:tc>
         <w:tc>
           <w:tcPr>
-            <w:tcW w:type="dxa" w:w="3264"/>
+            <w:tcW w:type="dxa" w:w="9072"/>
             <w:vAlign w:val="center"/>
             <w:tcMar>
               <w:top w:w="100" w:type="dxa"/>
@@ -2746,24 +2681,11 @@
             </w:r>
           </w:p>
         </w:tc>
-        <w:tc>
-          <w:tcPr>
-            <w:tcW w:type="dxa" w:w="3264"/>
-            <w:vAlign w:val="center"/>
-            <w:tcMar>
-              <w:top w:w="100" w:type="dxa"/>
-              <w:start w:w="100" w:type="dxa"/>
-              <w:bottom w:w="100" w:type="dxa"/>
-              <w:end w:w="100" w:type="dxa"/>
-            </w:tcMar>
-          </w:tcPr>
-          <w:p/>
-        </w:tc>
       </w:tr>
       <w:tr>
         <w:tc>
           <w:tcPr>
-            <w:tcW w:type="dxa" w:w="3264"/>
+            <w:tcW w:type="dxa" w:w="720"/>
             <w:vAlign w:val="center"/>
             <w:shd w:fill="EAF2F8"/>
             <w:tcMar>
@@ -2781,7 +2703,7 @@
         </w:tc>
         <w:tc>
           <w:tcPr>
-            <w:tcW w:type="dxa" w:w="3264"/>
+            <w:tcW w:type="dxa" w:w="9072"/>
             <w:vAlign w:val="center"/>
             <w:shd w:fill="EAF2F8"/>
             <w:tcMar>
@@ -2797,25 +2719,11 @@
             </w:r>
           </w:p>
         </w:tc>
-        <w:tc>
-          <w:tcPr>
-            <w:tcW w:type="dxa" w:w="3264"/>
-            <w:vAlign w:val="center"/>
-            <w:shd w:fill="EAF2F8"/>
-            <w:tcMar>
-              <w:top w:w="100" w:type="dxa"/>
-              <w:start w:w="100" w:type="dxa"/>
-              <w:bottom w:w="100" w:type="dxa"/>
-              <w:end w:w="100" w:type="dxa"/>
-            </w:tcMar>
-          </w:tcPr>
-          <w:p/>
-        </w:tc>
       </w:tr>
       <w:tr>
         <w:tc>
           <w:tcPr>
-            <w:tcW w:type="dxa" w:w="3264"/>
+            <w:tcW w:type="dxa" w:w="720"/>
             <w:vAlign w:val="center"/>
             <w:tcMar>
               <w:top w:w="100" w:type="dxa"/>
@@ -2832,7 +2740,7 @@
         </w:tc>
         <w:tc>
           <w:tcPr>
-            <w:tcW w:type="dxa" w:w="3264"/>
+            <w:tcW w:type="dxa" w:w="9072"/>
             <w:vAlign w:val="center"/>
             <w:tcMar>
               <w:top w:w="100" w:type="dxa"/>
@@ -2847,24 +2755,11 @@
             </w:r>
           </w:p>
         </w:tc>
-        <w:tc>
-          <w:tcPr>
-            <w:tcW w:type="dxa" w:w="3264"/>
-            <w:vAlign w:val="center"/>
-            <w:tcMar>
-              <w:top w:w="100" w:type="dxa"/>
-              <w:start w:w="100" w:type="dxa"/>
-              <w:bottom w:w="100" w:type="dxa"/>
-              <w:end w:w="100" w:type="dxa"/>
-            </w:tcMar>
-          </w:tcPr>
-          <w:p/>
-        </w:tc>
       </w:tr>
       <w:tr>
         <w:tc>
           <w:tcPr>
-            <w:tcW w:type="dxa" w:w="3264"/>
+            <w:tcW w:type="dxa" w:w="720"/>
             <w:vAlign w:val="center"/>
             <w:shd w:fill="EAF2F8"/>
             <w:tcMar>
@@ -2882,7 +2777,7 @@
         </w:tc>
         <w:tc>
           <w:tcPr>
-            <w:tcW w:type="dxa" w:w="3264"/>
+            <w:tcW w:type="dxa" w:w="9072"/>
             <w:vAlign w:val="center"/>
             <w:shd w:fill="EAF2F8"/>
             <w:tcMar>
@@ -2898,25 +2793,11 @@
             </w:r>
           </w:p>
         </w:tc>
-        <w:tc>
-          <w:tcPr>
-            <w:tcW w:type="dxa" w:w="3264"/>
-            <w:vAlign w:val="center"/>
-            <w:shd w:fill="EAF2F8"/>
-            <w:tcMar>
-              <w:top w:w="100" w:type="dxa"/>
-              <w:start w:w="100" w:type="dxa"/>
-              <w:bottom w:w="100" w:type="dxa"/>
-              <w:end w:w="100" w:type="dxa"/>
-            </w:tcMar>
-          </w:tcPr>
-          <w:p/>
-        </w:tc>
       </w:tr>
       <w:tr>
         <w:tc>
           <w:tcPr>
-            <w:tcW w:type="dxa" w:w="3264"/>
+            <w:tcW w:type="dxa" w:w="720"/>
             <w:vAlign w:val="center"/>
             <w:tcMar>
               <w:top w:w="100" w:type="dxa"/>
@@ -2933,7 +2814,7 @@
         </w:tc>
         <w:tc>
           <w:tcPr>
-            <w:tcW w:type="dxa" w:w="3264"/>
+            <w:tcW w:type="dxa" w:w="9072"/>
             <w:vAlign w:val="center"/>
             <w:tcMar>
               <w:top w:w="100" w:type="dxa"/>
@@ -2948,24 +2829,11 @@
             </w:r>
           </w:p>
         </w:tc>
-        <w:tc>
-          <w:tcPr>
-            <w:tcW w:type="dxa" w:w="3264"/>
-            <w:vAlign w:val="center"/>
-            <w:tcMar>
-              <w:top w:w="100" w:type="dxa"/>
-              <w:start w:w="100" w:type="dxa"/>
-              <w:bottom w:w="100" w:type="dxa"/>
-              <w:end w:w="100" w:type="dxa"/>
-            </w:tcMar>
-          </w:tcPr>
-          <w:p/>
-        </w:tc>
       </w:tr>
       <w:tr>
         <w:tc>
           <w:tcPr>
-            <w:tcW w:type="dxa" w:w="3264"/>
+            <w:tcW w:type="dxa" w:w="720"/>
             <w:vAlign w:val="center"/>
             <w:shd w:fill="EAF2F8"/>
             <w:tcMar>
@@ -2983,7 +2851,7 @@
         </w:tc>
         <w:tc>
           <w:tcPr>
-            <w:tcW w:type="dxa" w:w="3264"/>
+            <w:tcW w:type="dxa" w:w="9072"/>
             <w:vAlign w:val="center"/>
             <w:shd w:fill="EAF2F8"/>
             <w:tcMar>
@@ -2999,25 +2867,11 @@
             </w:r>
           </w:p>
         </w:tc>
-        <w:tc>
-          <w:tcPr>
-            <w:tcW w:type="dxa" w:w="3264"/>
-            <w:vAlign w:val="center"/>
-            <w:shd w:fill="EAF2F8"/>
-            <w:tcMar>
-              <w:top w:w="100" w:type="dxa"/>
-              <w:start w:w="100" w:type="dxa"/>
-              <w:bottom w:w="100" w:type="dxa"/>
-              <w:end w:w="100" w:type="dxa"/>
-            </w:tcMar>
-          </w:tcPr>
-          <w:p/>
-        </w:tc>
       </w:tr>
       <w:tr>
         <w:tc>
           <w:tcPr>
-            <w:tcW w:type="dxa" w:w="3264"/>
+            <w:tcW w:type="dxa" w:w="720"/>
             <w:vAlign w:val="center"/>
             <w:tcMar>
               <w:top w:w="100" w:type="dxa"/>
@@ -3034,7 +2888,7 @@
         </w:tc>
         <w:tc>
           <w:tcPr>
-            <w:tcW w:type="dxa" w:w="3264"/>
+            <w:tcW w:type="dxa" w:w="9072"/>
             <w:vAlign w:val="center"/>
             <w:tcMar>
               <w:top w:w="100" w:type="dxa"/>
@@ -3049,24 +2903,11 @@
             </w:r>
           </w:p>
         </w:tc>
-        <w:tc>
-          <w:tcPr>
-            <w:tcW w:type="dxa" w:w="3264"/>
-            <w:vAlign w:val="center"/>
-            <w:tcMar>
-              <w:top w:w="100" w:type="dxa"/>
-              <w:start w:w="100" w:type="dxa"/>
-              <w:bottom w:w="100" w:type="dxa"/>
-              <w:end w:w="100" w:type="dxa"/>
-            </w:tcMar>
-          </w:tcPr>
-          <w:p/>
-        </w:tc>
       </w:tr>
       <w:tr>
         <w:tc>
           <w:tcPr>
-            <w:tcW w:type="dxa" w:w="3264"/>
+            <w:tcW w:type="dxa" w:w="720"/>
             <w:vAlign w:val="center"/>
             <w:shd w:fill="EAF2F8"/>
             <w:tcMar>
@@ -3084,7 +2925,7 @@
         </w:tc>
         <w:tc>
           <w:tcPr>
-            <w:tcW w:type="dxa" w:w="3264"/>
+            <w:tcW w:type="dxa" w:w="9072"/>
             <w:vAlign w:val="center"/>
             <w:shd w:fill="EAF2F8"/>
             <w:tcMar>
@@ -3100,25 +2941,11 @@
             </w:r>
           </w:p>
         </w:tc>
-        <w:tc>
-          <w:tcPr>
-            <w:tcW w:type="dxa" w:w="3264"/>
-            <w:vAlign w:val="center"/>
-            <w:shd w:fill="EAF2F8"/>
-            <w:tcMar>
-              <w:top w:w="100" w:type="dxa"/>
-              <w:start w:w="100" w:type="dxa"/>
-              <w:bottom w:w="100" w:type="dxa"/>
-              <w:end w:w="100" w:type="dxa"/>
-            </w:tcMar>
-          </w:tcPr>
-          <w:p/>
-        </w:tc>
       </w:tr>
       <w:tr>
         <w:tc>
           <w:tcPr>
-            <w:tcW w:type="dxa" w:w="3264"/>
+            <w:tcW w:type="dxa" w:w="720"/>
             <w:vAlign w:val="center"/>
             <w:tcMar>
               <w:top w:w="100" w:type="dxa"/>
@@ -3135,7 +2962,7 @@
         </w:tc>
         <w:tc>
           <w:tcPr>
-            <w:tcW w:type="dxa" w:w="3264"/>
+            <w:tcW w:type="dxa" w:w="9072"/>
             <w:vAlign w:val="center"/>
             <w:tcMar>
               <w:top w:w="100" w:type="dxa"/>
@@ -3150,24 +2977,11 @@
             </w:r>
           </w:p>
         </w:tc>
-        <w:tc>
-          <w:tcPr>
-            <w:tcW w:type="dxa" w:w="3264"/>
-            <w:vAlign w:val="center"/>
-            <w:tcMar>
-              <w:top w:w="100" w:type="dxa"/>
-              <w:start w:w="100" w:type="dxa"/>
-              <w:bottom w:w="100" w:type="dxa"/>
-              <w:end w:w="100" w:type="dxa"/>
-            </w:tcMar>
-          </w:tcPr>
-          <w:p/>
-        </w:tc>
       </w:tr>
       <w:tr>
         <w:tc>
           <w:tcPr>
-            <w:tcW w:type="dxa" w:w="3264"/>
+            <w:tcW w:type="dxa" w:w="720"/>
             <w:vAlign w:val="center"/>
             <w:shd w:fill="EAF2F8"/>
             <w:tcMar>
@@ -3185,7 +2999,7 @@
         </w:tc>
         <w:tc>
           <w:tcPr>
-            <w:tcW w:type="dxa" w:w="3264"/>
+            <w:tcW w:type="dxa" w:w="9072"/>
             <w:vAlign w:val="center"/>
             <w:shd w:fill="EAF2F8"/>
             <w:tcMar>
@@ -3197,25 +3011,7 @@
           </w:tcPr>
           <w:p>
             <w:r>
-              <w:t>Show that ⟨p</w:t>
-            </w:r>
-          </w:p>
-        </w:tc>
-        <w:tc>
-          <w:tcPr>
-            <w:tcW w:type="dxa" w:w="3264"/>
-            <w:vAlign w:val="center"/>
-            <w:shd w:fill="EAF2F8"/>
-            <w:tcMar>
-              <w:top w:w="100" w:type="dxa"/>
-              <w:start w:w="100" w:type="dxa"/>
-              <w:bottom w:w="100" w:type="dxa"/>
-              <w:end w:w="100" w:type="dxa"/>
-            </w:tcMar>
-          </w:tcPr>
-          <w:p>
-            <w:r>
-              <w:t>p′⟩ = 2πℏδ(p−p′) using the plane-wave overlap ∫dx e^(i(p′−p)x/ℏ) and the delta-function representation of Lesson 2, Section 5.4.</w:t>
+              <w:t>Show that ⟨p|p′⟩ = 2πℏδ(p−p′) using the plane-wave overlap ∫dx e^(i(p′−p)x/ℏ) and the delta-function representation of Lesson 2, Section 5.4.</w:t>
             </w:r>
           </w:p>
         </w:tc>
@@ -3223,7 +3019,7 @@
       <w:tr>
         <w:tc>
           <w:tcPr>
-            <w:tcW w:type="dxa" w:w="3264"/>
+            <w:tcW w:type="dxa" w:w="720"/>
             <w:vAlign w:val="center"/>
             <w:tcMar>
               <w:top w:w="100" w:type="dxa"/>
@@ -3240,7 +3036,7 @@
         </w:tc>
         <w:tc>
           <w:tcPr>
-            <w:tcW w:type="dxa" w:w="3264"/>
+            <w:tcW w:type="dxa" w:w="9072"/>
             <w:vAlign w:val="center"/>
             <w:tcMar>
               <w:top w:w="100" w:type="dxa"/>
@@ -3255,24 +3051,11 @@
             </w:r>
           </w:p>
         </w:tc>
-        <w:tc>
-          <w:tcPr>
-            <w:tcW w:type="dxa" w:w="3264"/>
-            <w:vAlign w:val="center"/>
-            <w:tcMar>
-              <w:top w:w="100" w:type="dxa"/>
-              <w:start w:w="100" w:type="dxa"/>
-              <w:bottom w:w="100" w:type="dxa"/>
-              <w:end w:w="100" w:type="dxa"/>
-            </w:tcMar>
-          </w:tcPr>
-          <w:p/>
-        </w:tc>
       </w:tr>
       <w:tr>
         <w:tc>
           <w:tcPr>
-            <w:tcW w:type="dxa" w:w="3264"/>
+            <w:tcW w:type="dxa" w:w="720"/>
             <w:vAlign w:val="center"/>
             <w:shd w:fill="EAF2F8"/>
             <w:tcMar>
@@ -3290,7 +3073,7 @@
         </w:tc>
         <w:tc>
           <w:tcPr>
-            <w:tcW w:type="dxa" w:w="3264"/>
+            <w:tcW w:type="dxa" w:w="9072"/>
             <w:vAlign w:val="center"/>
             <w:shd w:fill="EAF2F8"/>
             <w:tcMar>
@@ -3306,25 +3089,11 @@
             </w:r>
           </w:p>
         </w:tc>
-        <w:tc>
-          <w:tcPr>
-            <w:tcW w:type="dxa" w:w="3264"/>
-            <w:vAlign w:val="center"/>
-            <w:shd w:fill="EAF2F8"/>
-            <w:tcMar>
-              <w:top w:w="100" w:type="dxa"/>
-              <w:start w:w="100" w:type="dxa"/>
-              <w:bottom w:w="100" w:type="dxa"/>
-              <w:end w:w="100" w:type="dxa"/>
-            </w:tcMar>
-          </w:tcPr>
-          <w:p/>
-        </w:tc>
       </w:tr>
       <w:tr>
         <w:tc>
           <w:tcPr>
-            <w:tcW w:type="dxa" w:w="3264"/>
+            <w:tcW w:type="dxa" w:w="720"/>
             <w:vAlign w:val="center"/>
             <w:tcMar>
               <w:top w:w="100" w:type="dxa"/>
@@ -3341,7 +3110,7 @@
         </w:tc>
         <w:tc>
           <w:tcPr>
-            <w:tcW w:type="dxa" w:w="3264"/>
+            <w:tcW w:type="dxa" w:w="9072"/>
             <w:vAlign w:val="center"/>
             <w:tcMar>
               <w:top w:w="100" w:type="dxa"/>
@@ -3356,24 +3125,11 @@
             </w:r>
           </w:p>
         </w:tc>
-        <w:tc>
-          <w:tcPr>
-            <w:tcW w:type="dxa" w:w="3264"/>
-            <w:vAlign w:val="center"/>
-            <w:tcMar>
-              <w:top w:w="100" w:type="dxa"/>
-              <w:start w:w="100" w:type="dxa"/>
-              <w:bottom w:w="100" w:type="dxa"/>
-              <w:end w:w="100" w:type="dxa"/>
-            </w:tcMar>
-          </w:tcPr>
-          <w:p/>
-        </w:tc>
       </w:tr>
       <w:tr>
         <w:tc>
           <w:tcPr>
-            <w:tcW w:type="dxa" w:w="3264"/>
+            <w:tcW w:type="dxa" w:w="720"/>
             <w:vAlign w:val="center"/>
             <w:shd w:fill="EAF2F8"/>
             <w:tcMar>
@@ -3391,7 +3147,7 @@
         </w:tc>
         <w:tc>
           <w:tcPr>
-            <w:tcW w:type="dxa" w:w="3264"/>
+            <w:tcW w:type="dxa" w:w="9072"/>
             <w:vAlign w:val="center"/>
             <w:shd w:fill="EAF2F8"/>
             <w:tcMar>
@@ -3403,29 +3159,15 @@
           </w:tcPr>
           <w:p>
             <w:r>
-              <w:t>Challenge: use the momentum-space free Schrodinger equation to show that the exact time evolution of the Gaussian packet in Worked example 3 has σₓ(t)² = σₓ(0)² + (ℏt/(2mσₓ(0)))², and verify this matches the a(t) formula of Lesson 11 with σₓ(0) = a/√2.</w:t>
+              <w:t>Challenge: use the momentum-space free Schrödinger equation to show that the exact time evolution of the Gaussian packet in Worked example 3 has σₓ(t)² = σₓ(0)² + (ℏt/(2mσₓ(0)))², and verify this matches the a(t) formula of Lesson 11 with σₓ(0) = a/√2.</w:t>
             </w:r>
           </w:p>
-        </w:tc>
-        <w:tc>
-          <w:tcPr>
-            <w:tcW w:type="dxa" w:w="3264"/>
-            <w:vAlign w:val="center"/>
-            <w:shd w:fill="EAF2F8"/>
-            <w:tcMar>
-              <w:top w:w="100" w:type="dxa"/>
-              <w:start w:w="100" w:type="dxa"/>
-              <w:bottom w:w="100" w:type="dxa"/>
-              <w:end w:w="100" w:type="dxa"/>
-            </w:tcMar>
-          </w:tcPr>
-          <w:p/>
         </w:tc>
       </w:tr>
     </w:tbl>
     <w:p>
       <w:pPr>
-        <w:pStyle w:val="Heading1"/>
+        <w:pStyle w:val="Heading2"/>
       </w:pPr>
       <w:r>
         <w:t>Solutions</w:t>
@@ -3442,7 +3184,7 @@
         <w:t xml:space="preserve"> </w:t>
       </w:r>
       <w:r>
-        <w:t>ψ̃(p) = (πa²)^(−1/4)∫e^(−x²/2a²)e^(−ipx/ℏ)dx = (πa²)^(−1/4)√(2πa²) e^(−a²p²/2ℏ²) = (4πa²)^(1/4)e^(−a²p²/2ℏ²), matching the lesson body. Checking normalization: ∫(dp/2πℏ)\|ψ̃\|² = (4πa²)^(1/2)/(2πℏ) ∫e^(−a²p²/ℏ²)dp = (4πa²)^(1/2)/(2πℏ) × √π ℏ/a = 1, confirming the normalization.</w:t>
+        <w:t>ψ̃(p) = (πa²)^(−1/4)∫e^(−x²/2a²)e^(−ipx/ℏ)dx = (πa²)^(−1/4)√(2πa²) e^(−a²p²/2ℏ²) = (4πa²)^(1/4)e^(−a²p²/2ℏ²), matching the lesson body. Checking normalization: ∫(dp/2πℏ)|ψ̃|² = (4πa²)^(1/2)/(2πℏ) ∫e^(−a²p²/ℏ²)dp = (4πa²)^(1/2)/(2πℏ) × √π ℏ/a = 1, confirming the normalization.</w:t>
       </w:r>
     </w:p>
     <w:p>
@@ -3470,7 +3212,7 @@
         <w:t xml:space="preserve"> </w:t>
       </w:r>
       <w:r>
-        <w:t>By the symmetry \|ψ̃(p)\|² = \|ψ̃(−p)\|² (since the two dominant momenta ±πℏ/L appear with equal weight, reflecting the standing wave having no net direction of travel), ⟨p̂⟩ = ∫(dp/2πℏ)p\|ψ̃(p)\|² vanishes by the antisymmetry of the integrand under p → −p, matching the zero probability current found in Lesson 9, Exercise 8, for a real wave function.</w:t>
+        <w:t>By the symmetry |ψ̃(p)|² = |ψ̃(−p)|² (since the two dominant momenta ±πℏ/L appear with equal weight, reflecting the standing wave having no net direction of travel), ⟨p̂⟩ = ∫(dp/2πℏ)p|ψ̃(p)|² vanishes by the antisymmetry of the integrand under p → −p, matching the zero probability current found in Lesson 9, Exercise 8, for a real wave function.</w:t>
       </w:r>
     </w:p>
     <w:p>
@@ -3512,7 +3254,7 @@
         <w:t xml:space="preserve"> </w:t>
       </w:r>
       <w:r>
-        <w:t>ψ(x,0) = ∫_(−P)^P (dp/2πℏ) C e^(ipx/ℏ) = (C/2πℏ) × (ℏ/ix)[e^(iPx/ℏ)−e^(−iPx/ℏ)] = (C/πx)sin(Px/ℏ), a sinc-function shape, spread over a spatial scale ~ ℏ/P: a sharply confined momentum distribution (all \|p\| &lt; P) produces a spatially extended wave function, the reciprocal relationship of Section 4 in an extreme, non-Gaussian example.</w:t>
+        <w:t>ψ(x,0) = ∫_(−P)^P (dp/2πℏ) C e^(ipx/ℏ) = (C/2πℏ) × (ℏ/ix)[e^(iPx/ℏ)−e^(−iPx/ℏ)] = (C/πx)sin(Px/ℏ), a sinc-function shape, spread over a spatial scale ~ ℏ/P: a sharply confined momentum distribution (all |p| &lt; P) produces a spatially extended wave function, the reciprocal relationship of Section 4 in an extreme, non-Gaussian example.</w:t>
       </w:r>
     </w:p>
     <w:p>
@@ -3568,7 +3310,7 @@
         <w:t xml:space="preserve"> </w:t>
       </w:r>
       <w:r>
-        <w:t>For the Lorentzian ψ̃(p), \|ψ̃(p)\|² ∝ 1/(1+(pb/ℏ)²)², and ⟨p²⟩ is computed by an integral of this form; the result (a standard integral) gives σₚ finite but with σₓσₚ coming out larger than ℏ/2 (specific evaluation shows the exponential wave function, unlike the Gaussian, is not a minimum-uncertainty state, consistent with only Gaussians saturating the bound as stated in Section 4.2).</w:t>
+        <w:t>For the Lorentzian ψ̃(p), |ψ̃(p)|² ∝ 1/(1+(pb/ℏ)²)², and ⟨p²⟩ is computed by an integral of this form; the result (a standard integral) gives σₚ finite but with σₓσₚ coming out larger than ℏ/2 (specific evaluation shows the exponential wave function, unlike the Gaussian, is not a minimum-uncertainty state, consistent with only Gaussians saturating the bound as stated in Section 4.2).</w:t>
       </w:r>
     </w:p>
     <w:p>
@@ -3596,7 +3338,7 @@
         <w:t xml:space="preserve"> </w:t>
       </w:r>
       <w:r>
-        <w:t>⟨p\|p′⟩ = ∫dx e^(−ipx/ℏ)e^(ip′x/ℏ) = ∫dx e^(i(p′−p)x/ℏ). Substituting k = (p′−p)/ℏ into Lesson 2's ∫dk e^(ikx)... rearranged, ∫dx e^(i(p′−p)x/ℏ) = 2πℏ δ(p′−p), using the delta-function identity of Lesson 2 with the variable rescaled by ℏ.</w:t>
+        <w:t>⟨p|p′⟩ = ∫dx e^(−ipx/ℏ)e^(ip′x/ℏ) = ∫dx e^(i(p′−p)x/ℏ). Substituting k = (p′−p)/ℏ into Lesson 2's ∫dk e^(ikx)... rearranged, ∫dx e^(i(p′−p)x/ℏ) = 2πℏ δ(p′−p), using the delta-function identity of Lesson 2 with the variable rescaled by ℏ.</w:t>
       </w:r>
     </w:p>
     <w:p>
@@ -3610,7 +3352,7 @@
         <w:t xml:space="preserve"> </w:t>
       </w:r>
       <w:r>
-        <w:t>(∫dp/2πℏ \|p⟩⟨p\|)ψ acting in position space gives ∫dp/2πℏ e^(ipx/ℏ)⟨p\|ψ⟩ = ∫dp/2πℏ e^(ipx/ℏ)ψ̃(p) = ψ(x) by the inverse Fourier transform formula of Section 1.1, confirming the resolution of the identity.</w:t>
+        <w:t>(∫dp/2πℏ |p⟩⟨p|)ψ acting in position space gives ∫dp/2πℏ e^(ipx/ℏ)⟨p|ψ⟩ = ∫dp/2πℏ e^(ipx/ℏ)ψ̃(p) = ψ(x) by the inverse Fourier transform formula of Section 1.1, confirming the resolution of the identity.</w:t>
       </w:r>
     </w:p>
     <w:p>
@@ -3638,7 +3380,7 @@
         <w:t xml:space="preserve"> </w:t>
       </w:r>
       <w:r>
-        <w:t>K(x′,−t;x,0) = √(m/(2πiℏ(−t))) e^(im(x′−x)²/2ℏ(−t)) = √(m/(−2πiℏt)) e^(−im(x−x′)²/2ℏt). Taking the complex conjugate flips the sign in the exponent's i and, with care for the branch of the square root, reproduces K(x,t;x′,0): free propagation forward by t and the conjugated, time-reversed propagation are consistent, reflecting that the free Schrodinger equation is invariant under combined time reversal and complex conjugation.</w:t>
+        <w:t>K(x′,−t;x,0) = √(m/(2πiℏ(−t))) e^(im(x′−x)²/2ℏ(−t)) = √(m/(−2πiℏt)) e^(−im(x−x′)²/2ℏt). Taking the complex conjugate flips the sign in the exponent's i and, with care for the branch of the square root, reproduces K(x,t;x′,0): free propagation forward by t and the conjugated, time-reversed propagation are consistent, reflecting that the free Schrödinger equation is invariant under combined time reversal and complex conjugation.</w:t>
       </w:r>
     </w:p>
     <w:p>
@@ -3652,12 +3394,12 @@
         <w:t xml:space="preserve"> </w:t>
       </w:r>
       <w:r>
-        <w:t>From ψ̃(p,t) = ψ̃(p,0)e^(−ip²t/2mℏ), the position-space packet is obtained by Fourier transform; carrying out the same completed-square Gaussian integral as in Worked example 3 with the complex width a²+iℏt/m, and translating to σₓ(0) = a/√2, gives \|σₓ(t)\|² = σₓ(0)²(1+(ℏt/2mσₓ(0)²)²) = σₓ(0)² + (ℏt/(2mσₓ(0)))², matching the stated form and, after substituting σₓ(0) = a/√2, reproducing a(t)² = a²(1+(ℏt/ma²)²) of Lesson 11 term by term.</w:t>
+        <w:t>From ψ̃(p,t) = ψ̃(p,0)e^(−ip²t/2mℏ), the position-space packet is obtained by Fourier transform; carrying out the same completed-square Gaussian integral as in Worked example 3 with the complex width a²+iℏt/m, and translating to σₓ(0) = a/√2, gives |σₓ(t)|² = σₓ(0)²(1+(ℏt/2mσₓ(0)²)²) = σₓ(0)² + (ℏt/(2mσₓ(0)))², matching the stated form and, after substituting σₓ(0) = a/√2, reproducing a(t)² = a²(1+(ℏt/ma²)²) of Lesson 11 term by term.</w:t>
       </w:r>
     </w:p>
     <w:p>
       <w:pPr>
-        <w:pStyle w:val="Heading1"/>
+        <w:pStyle w:val="Heading2"/>
       </w:pPr>
       <w:r>
         <w:t>Mastery checklist</w:t>
@@ -3684,7 +3426,7 @@
         <w:pStyle w:val="ListBullet"/>
       </w:pPr>
       <w:r>
-        <w:t>I can write and solve the free Schrodinger equation in momentum space.</w:t>
+        <w:t>I can write and solve the free Schrödinger equation in momentum space.</w:t>
       </w:r>
     </w:p>
     <w:p>
@@ -3729,7 +3471,7 @@
     </w:p>
     <w:p>
       <w:pPr>
-        <w:pStyle w:val="Heading1"/>
+        <w:pStyle w:val="Heading2"/>
       </w:pPr>
       <w:r>
         <w:t>Next lesson</w:t>
